--- a/docs/Руководство пользователя.docx
+++ b/docs/Руководство пользователя.docx
@@ -331,7 +331,7 @@
           <w:i w:val="0"/>
           <w:sz w:val="28"/>
         </w:rPr>
-        <w:t>Создайте базу данных и примените SQL-скрипты из каталога db в указанном порядке:</w:t>
+        <w:t>Создайте базу данных и примените SQL-скрипты из каталога db в указанном порядке (сервер PostgreSQL на порту 5433):</w:t>
       </w:r>
     </w:p>
     <w:p>
@@ -345,7 +345,7 @@
           <w:i/>
           <w:sz w:val="24"/>
         </w:rPr>
-        <w:t>psql -U postgres -c "CREATE DATABASE restaurant_db ENCODING 'UTF8';"</w:t>
+        <w:t>psql -U postgres -p 5433 -c "CREATE DATABASE restaurant_db ENCODING 'UTF8';"</w:t>
       </w:r>
     </w:p>
     <w:p>
@@ -359,7 +359,7 @@
           <w:i/>
           <w:sz w:val="24"/>
         </w:rPr>
-        <w:t>psql -U postgres -d restaurant_db -f db/01_schema.sql</w:t>
+        <w:t>psql -U postgres -p 5433 -d restaurant_db -f db/01_schema.sql</w:t>
       </w:r>
     </w:p>
     <w:p>
@@ -373,7 +373,7 @@
           <w:i/>
           <w:sz w:val="24"/>
         </w:rPr>
-        <w:t>psql -U postgres -d restaurant_db -f db/02_views_functions.sql</w:t>
+        <w:t>psql -U postgres -p 5433 -d restaurant_db -f db/02_views_functions.sql</w:t>
       </w:r>
     </w:p>
     <w:p>
@@ -387,7 +387,7 @@
           <w:i/>
           <w:sz w:val="24"/>
         </w:rPr>
-        <w:t>psql -U postgres -d restaurant_db -f db/03_seed.sql</w:t>
+        <w:t>psql -U postgres -p 5433 -d restaurant_db -f db/03_seed.sql</w:t>
       </w:r>
     </w:p>
     <w:p>
